--- a/Task_2_Incidents/Задание 2.docx
+++ b/Task_2_Incidents/Задание 2.docx
@@ -7,7 +7,18 @@
         <w:pStyle w:val="-0"/>
       </w:pPr>
       <w:r>
-        <w:t xml:space="preserve">Задание 1. </w:t>
+        <w:t xml:space="preserve">Задание </w:t>
+      </w:r>
+      <w:r>
+        <w:rPr>
+          <w:lang w:val="en-US"/>
+        </w:rPr>
+        <w:t>2</w:t>
+      </w:r>
+      <w:bookmarkStart w:id="0" w:name="_GoBack"/>
+      <w:bookmarkEnd w:id="0"/>
+      <w:r>
+        <w:t xml:space="preserve">. </w:t>
       </w:r>
       <w:r>
         <w:t xml:space="preserve">Анализ инцидентов </w:t>
@@ -153,6 +164,7 @@
           <w:docPartUnique/>
         </w:docPartObj>
       </w:sdtPr>
+      <w:sdtEndPr/>
       <w:sdtContent>
         <w:p>
           <w:pPr>
@@ -275,8 +287,6 @@
           <w:docGrid w:linePitch="381"/>
         </w:sectPr>
       </w:pPr>
-      <w:bookmarkStart w:id="0" w:name="_GoBack"/>
-      <w:bookmarkEnd w:id="0"/>
     </w:p>
     <w:p>
       <w:pPr>
@@ -418,14 +428,12 @@
             <w:r>
               <w:t xml:space="preserve"> (</w:t>
             </w:r>
-            <w:proofErr w:type="spellStart"/>
             <w:r>
               <w:rPr>
                 <w:lang w:val="en-US"/>
               </w:rPr>
               <w:t>vpn</w:t>
             </w:r>
-            <w:proofErr w:type="spellEnd"/>
             <w:r>
               <w:t>-</w:t>
             </w:r>
@@ -438,14 +446,12 @@
             <w:r>
               <w:t xml:space="preserve">, </w:t>
             </w:r>
-            <w:proofErr w:type="spellStart"/>
             <w:r>
               <w:rPr>
                 <w:lang w:val="en-US"/>
               </w:rPr>
               <w:t>vpn</w:t>
             </w:r>
-            <w:proofErr w:type="spellEnd"/>
             <w:r>
               <w:t>-</w:t>
             </w:r>
@@ -495,14 +501,12 @@
             <w:r>
               <w:t>_</w:t>
             </w:r>
-            <w:proofErr w:type="spellStart"/>
             <w:r>
               <w:rPr>
                 <w:lang w:val="en-US"/>
               </w:rPr>
               <w:t>fserv</w:t>
             </w:r>
-            <w:proofErr w:type="spellEnd"/>
             <w:r>
               <w:t>_*)</w:t>
             </w:r>
@@ -536,25 +540,21 @@
             <w:r>
               <w:t>@</w:t>
             </w:r>
-            <w:proofErr w:type="spellStart"/>
             <w:r>
               <w:rPr>
                 <w:lang w:val="en-US"/>
               </w:rPr>
               <w:t>clinik</w:t>
             </w:r>
-            <w:proofErr w:type="spellEnd"/>
             <w:r>
               <w:t>.</w:t>
             </w:r>
-            <w:proofErr w:type="spellStart"/>
             <w:r>
               <w:rPr>
                 <w:lang w:val="en-US"/>
               </w:rPr>
               <w:t>ru</w:t>
             </w:r>
-            <w:proofErr w:type="spellEnd"/>
             <w:r>
               <w:t>)</w:t>
             </w:r>
@@ -590,15 +590,7 @@
               <w:t xml:space="preserve">ть </w:t>
             </w:r>
             <w:r>
-              <w:t xml:space="preserve">членство пользователя в группе </w:t>
-            </w:r>
-            <w:proofErr w:type="spellStart"/>
-            <w:r>
-              <w:t>GG_proxy_exclude</w:t>
-            </w:r>
-            <w:proofErr w:type="spellEnd"/>
-            <w:r>
-              <w:t xml:space="preserve">, </w:t>
+              <w:t xml:space="preserve">членство пользователя в группе GG_proxy_exclude, </w:t>
             </w:r>
             <w:r>
               <w:t xml:space="preserve">если политика группы дает возможность обходить технологии </w:t>
@@ -648,19 +640,9 @@
             <w:gridSpan w:val="2"/>
           </w:tcPr>
           <w:p>
-            <w:proofErr w:type="spellStart"/>
-            <w:r>
-              <w:t>Initial</w:t>
-            </w:r>
-            <w:proofErr w:type="spellEnd"/>
-            <w:r>
-              <w:t xml:space="preserve"> </w:t>
-            </w:r>
-            <w:proofErr w:type="spellStart"/>
-            <w:r>
-              <w:t>Access</w:t>
-            </w:r>
-            <w:proofErr w:type="spellEnd"/>
+            <w:r>
+              <w:t>Initial Access</w:t>
+            </w:r>
           </w:p>
         </w:tc>
         <w:tc>
@@ -686,7 +668,6 @@
               </w:rPr>
               <w:t xml:space="preserve">1078 </w:t>
             </w:r>
-            <w:proofErr w:type="spellStart"/>
             <w:r>
               <w:rPr>
                 <w:b/>
@@ -694,7 +675,6 @@
               </w:rPr>
               <w:t>Valid</w:t>
             </w:r>
-            <w:proofErr w:type="spellEnd"/>
             <w:r>
               <w:rPr>
                 <w:b/>
@@ -702,7 +682,6 @@
               </w:rPr>
               <w:t xml:space="preserve"> </w:t>
             </w:r>
-            <w:proofErr w:type="spellStart"/>
             <w:r>
               <w:rPr>
                 <w:b/>
@@ -710,7 +689,6 @@
               </w:rPr>
               <w:t>Accounts</w:t>
             </w:r>
-            <w:proofErr w:type="spellEnd"/>
             <w:r>
               <w:rPr>
                 <w:b/>
@@ -723,49 +701,8 @@
                 <w:b/>
                 <w:bCs/>
               </w:rPr>
-              <w:t xml:space="preserve">T1133 </w:t>
-            </w:r>
-            <w:proofErr w:type="spellStart"/>
-            <w:r>
-              <w:rPr>
-                <w:b/>
-                <w:bCs/>
-              </w:rPr>
-              <w:t>External</w:t>
-            </w:r>
-            <w:proofErr w:type="spellEnd"/>
-            <w:r>
-              <w:rPr>
-                <w:b/>
-                <w:bCs/>
-              </w:rPr>
-              <w:t xml:space="preserve"> </w:t>
-            </w:r>
-            <w:proofErr w:type="spellStart"/>
-            <w:r>
-              <w:rPr>
-                <w:b/>
-                <w:bCs/>
-              </w:rPr>
-              <w:t>Remote</w:t>
-            </w:r>
-            <w:proofErr w:type="spellEnd"/>
-            <w:r>
-              <w:rPr>
-                <w:b/>
-                <w:bCs/>
-              </w:rPr>
-              <w:t xml:space="preserve"> </w:t>
-            </w:r>
-            <w:proofErr w:type="spellStart"/>
-            <w:r>
-              <w:rPr>
-                <w:b/>
-                <w:bCs/>
-              </w:rPr>
-              <w:t>Services</w:t>
-            </w:r>
-            <w:proofErr w:type="spellEnd"/>
+              <w:t>T1133 External Remote Services</w:t>
+            </w:r>
             <w:r>
               <w:t xml:space="preserve">: </w:t>
             </w:r>
@@ -782,15 +719,7 @@
               <w:br/>
             </w:r>
             <w:r>
-              <w:t>(</w:t>
-            </w:r>
-            <w:proofErr w:type="spellStart"/>
-            <w:r>
-              <w:t>vpn-default</w:t>
-            </w:r>
-            <w:proofErr w:type="spellEnd"/>
-            <w:r>
-              <w:t>) и доступ к корпоративной почте через облако (GG_Yandex_360).</w:t>
+              <w:t>(vpn-default) и доступ к корпоративной почте через облако (GG_Yandex_360).</w:t>
             </w:r>
           </w:p>
         </w:tc>
@@ -807,11 +736,9 @@
             <w:gridSpan w:val="2"/>
           </w:tcPr>
           <w:p>
-            <w:proofErr w:type="spellStart"/>
             <w:r>
               <w:t>Persistence</w:t>
             </w:r>
-            <w:proofErr w:type="spellEnd"/>
           </w:p>
         </w:tc>
         <w:tc>
@@ -917,12 +844,10 @@
             <w:gridSpan w:val="2"/>
           </w:tcPr>
           <w:p>
-            <w:proofErr w:type="spellStart"/>
             <w:r>
               <w:lastRenderedPageBreak/>
               <w:t>Discovery</w:t>
             </w:r>
-            <w:proofErr w:type="spellEnd"/>
           </w:p>
         </w:tc>
         <w:tc>
@@ -948,7 +873,6 @@
               </w:rPr>
               <w:t xml:space="preserve">1135 </w:t>
             </w:r>
-            <w:proofErr w:type="spellStart"/>
             <w:r>
               <w:rPr>
                 <w:b/>
@@ -956,7 +880,6 @@
               </w:rPr>
               <w:t>Network</w:t>
             </w:r>
-            <w:proofErr w:type="spellEnd"/>
             <w:r>
               <w:rPr>
                 <w:b/>
@@ -964,7 +887,6 @@
               </w:rPr>
               <w:t xml:space="preserve"> </w:t>
             </w:r>
-            <w:proofErr w:type="spellStart"/>
             <w:r>
               <w:rPr>
                 <w:b/>
@@ -972,7 +894,6 @@
               </w:rPr>
               <w:t>Share</w:t>
             </w:r>
-            <w:proofErr w:type="spellEnd"/>
             <w:r>
               <w:rPr>
                 <w:b/>
@@ -980,7 +901,6 @@
               </w:rPr>
               <w:t xml:space="preserve"> </w:t>
             </w:r>
-            <w:proofErr w:type="spellStart"/>
             <w:r>
               <w:rPr>
                 <w:b/>
@@ -988,7 +908,6 @@
               </w:rPr>
               <w:t>Discovery</w:t>
             </w:r>
-            <w:proofErr w:type="spellEnd"/>
             <w:r>
               <w:rPr>
                 <w:b/>
@@ -1000,34 +919,13 @@
               <w:t xml:space="preserve"> </w:t>
             </w:r>
             <w:r>
-              <w:t>Исследование корпоративной сети и обращение к сетевым папкам (</w:t>
-            </w:r>
-            <w:proofErr w:type="spellStart"/>
-            <w:r>
-              <w:t>gg_fserv_Katar</w:t>
-            </w:r>
-            <w:proofErr w:type="spellEnd"/>
-            <w:r>
-              <w:t>,</w:t>
+              <w:t>Исследование корпоративной сети и обращение к сетевым папкам (gg_fserv_Katar,</w:t>
             </w:r>
             <w:r>
               <w:t xml:space="preserve"> </w:t>
             </w:r>
-            <w:proofErr w:type="spellStart"/>
-            <w:r>
-              <w:t>gg_fserv_expluatacia</w:t>
-            </w:r>
-            <w:proofErr w:type="spellEnd"/>
-            <w:r>
-              <w:t xml:space="preserve">, </w:t>
-            </w:r>
-            <w:proofErr w:type="spellStart"/>
-            <w:r>
-              <w:t>GG_Profiles_Drive</w:t>
-            </w:r>
-            <w:proofErr w:type="spellEnd"/>
-            <w:r>
-              <w:t>) для поиска проектов, планов помещений и инженерных схем торговых точек.</w:t>
+            <w:r>
+              <w:t>gg_fserv_expluatacia, GG_Profiles_Drive) для поиска проектов, планов помещений и инженерных схем торговых точек.</w:t>
             </w:r>
           </w:p>
           <w:p>
@@ -1048,7 +946,6 @@
               </w:rPr>
               <w:t xml:space="preserve">1087 </w:t>
             </w:r>
-            <w:proofErr w:type="spellStart"/>
             <w:r>
               <w:rPr>
                 <w:b/>
@@ -1056,7 +953,6 @@
               </w:rPr>
               <w:t>Account</w:t>
             </w:r>
-            <w:proofErr w:type="spellEnd"/>
             <w:r>
               <w:rPr>
                 <w:b/>
@@ -1064,7 +960,6 @@
               </w:rPr>
               <w:t xml:space="preserve"> </w:t>
             </w:r>
-            <w:proofErr w:type="spellStart"/>
             <w:r>
               <w:rPr>
                 <w:b/>
@@ -1072,7 +967,6 @@
               </w:rPr>
               <w:t>Discovery</w:t>
             </w:r>
-            <w:proofErr w:type="spellEnd"/>
             <w:r>
               <w:rPr>
                 <w:b/>
@@ -1100,11 +994,9 @@
             <w:gridSpan w:val="2"/>
           </w:tcPr>
           <w:p>
-            <w:proofErr w:type="spellStart"/>
             <w:r>
               <w:t>Collection</w:t>
             </w:r>
-            <w:proofErr w:type="spellEnd"/>
           </w:p>
         </w:tc>
         <w:tc>
@@ -1121,65 +1013,8 @@
                 <w:b/>
                 <w:bCs/>
               </w:rPr>
-              <w:t xml:space="preserve">T1213 </w:t>
-            </w:r>
-            <w:proofErr w:type="spellStart"/>
-            <w:r>
-              <w:rPr>
-                <w:b/>
-                <w:bCs/>
-              </w:rPr>
-              <w:t>Data</w:t>
-            </w:r>
-            <w:proofErr w:type="spellEnd"/>
-            <w:r>
-              <w:rPr>
-                <w:b/>
-                <w:bCs/>
-              </w:rPr>
-              <w:t xml:space="preserve"> </w:t>
-            </w:r>
-            <w:proofErr w:type="spellStart"/>
-            <w:r>
-              <w:rPr>
-                <w:b/>
-                <w:bCs/>
-              </w:rPr>
-              <w:t>from</w:t>
-            </w:r>
-            <w:proofErr w:type="spellEnd"/>
-            <w:r>
-              <w:rPr>
-                <w:b/>
-                <w:bCs/>
-              </w:rPr>
-              <w:t xml:space="preserve"> </w:t>
-            </w:r>
-            <w:proofErr w:type="spellStart"/>
-            <w:r>
-              <w:rPr>
-                <w:b/>
-                <w:bCs/>
-              </w:rPr>
-              <w:t>Information</w:t>
-            </w:r>
-            <w:proofErr w:type="spellEnd"/>
-            <w:r>
-              <w:rPr>
-                <w:b/>
-                <w:bCs/>
-              </w:rPr>
-              <w:t xml:space="preserve"> </w:t>
-            </w:r>
-            <w:proofErr w:type="spellStart"/>
-            <w:r>
-              <w:rPr>
-                <w:b/>
-                <w:bCs/>
-              </w:rPr>
-              <w:t>Repositories</w:t>
-            </w:r>
-            <w:proofErr w:type="spellEnd"/>
+              <w:t>T1213 Data from Information Repositories</w:t>
+            </w:r>
             <w:r>
               <w:t xml:space="preserve">: </w:t>
             </w:r>
@@ -1190,24 +1025,11 @@
               <w:t xml:space="preserve">ыгрузка </w:t>
             </w:r>
             <w:r>
-              <w:t xml:space="preserve">из 1С Документооборот (договоры, сметы и </w:t>
-            </w:r>
-            <w:proofErr w:type="spellStart"/>
-            <w:r>
-              <w:t>тд</w:t>
-            </w:r>
-            <w:proofErr w:type="spellEnd"/>
-            <w:r>
-              <w:t xml:space="preserve">) и 1С ЗУП (ПДн сотрудников, </w:t>
-            </w:r>
-            <w:proofErr w:type="spellStart"/>
-            <w:r>
-              <w:t>оклады</w:t>
+              <w:t>из 1С Документооборот (договоры, сметы и тд) и 1С ЗУП (ПДн сотрудников, оклады</w:t>
             </w:r>
             <w:r>
               <w:t>ко</w:t>
             </w:r>
-            <w:proofErr w:type="spellEnd"/>
             <w:r>
               <w:t>).</w:t>
             </w:r>
@@ -1221,39 +1043,7 @@
                 <w:b/>
                 <w:bCs/>
               </w:rPr>
-              <w:t xml:space="preserve">T1114 </w:t>
-            </w:r>
-            <w:proofErr w:type="spellStart"/>
-            <w:r>
-              <w:rPr>
-                <w:b/>
-                <w:bCs/>
-              </w:rPr>
-              <w:t>Email</w:t>
-            </w:r>
-            <w:proofErr w:type="spellEnd"/>
-            <w:r>
-              <w:rPr>
-                <w:b/>
-                <w:bCs/>
-              </w:rPr>
-              <w:t xml:space="preserve"> </w:t>
-            </w:r>
-            <w:proofErr w:type="spellStart"/>
-            <w:r>
-              <w:rPr>
-                <w:b/>
-                <w:bCs/>
-              </w:rPr>
-              <w:t>Collection</w:t>
-            </w:r>
-            <w:proofErr w:type="spellEnd"/>
-            <w:r>
-              <w:rPr>
-                <w:b/>
-                <w:bCs/>
-              </w:rPr>
-              <w:t>:</w:t>
+              <w:t>T1114 Email Collection:</w:t>
             </w:r>
             <w:r>
               <w:t xml:space="preserve"> Доступ к корпоративной почте через Yandex 360 для сбора деловой переписки с </w:t>
@@ -1278,19 +1068,9 @@
             <w:gridSpan w:val="2"/>
           </w:tcPr>
           <w:p>
-            <w:proofErr w:type="spellStart"/>
-            <w:r>
-              <w:t>Lateral</w:t>
-            </w:r>
-            <w:proofErr w:type="spellEnd"/>
-            <w:r>
-              <w:t xml:space="preserve"> </w:t>
-            </w:r>
-            <w:proofErr w:type="spellStart"/>
-            <w:r>
-              <w:t>Movement</w:t>
-            </w:r>
-            <w:proofErr w:type="spellEnd"/>
+            <w:r>
+              <w:t>Lateral Movement</w:t>
+            </w:r>
           </w:p>
         </w:tc>
         <w:tc>
@@ -1311,39 +1091,7 @@
                 <w:b/>
                 <w:bCs/>
               </w:rPr>
-              <w:t xml:space="preserve">T1534 </w:t>
-            </w:r>
-            <w:proofErr w:type="spellStart"/>
-            <w:r>
-              <w:rPr>
-                <w:b/>
-                <w:bCs/>
-              </w:rPr>
-              <w:t>Internal</w:t>
-            </w:r>
-            <w:proofErr w:type="spellEnd"/>
-            <w:r>
-              <w:rPr>
-                <w:b/>
-                <w:bCs/>
-              </w:rPr>
-              <w:t xml:space="preserve"> </w:t>
-            </w:r>
-            <w:proofErr w:type="spellStart"/>
-            <w:r>
-              <w:rPr>
-                <w:b/>
-                <w:bCs/>
-              </w:rPr>
-              <w:t>Spearphishing</w:t>
-            </w:r>
-            <w:proofErr w:type="spellEnd"/>
-            <w:r>
-              <w:rPr>
-                <w:b/>
-                <w:bCs/>
-              </w:rPr>
-              <w:t xml:space="preserve">: </w:t>
+              <w:t xml:space="preserve">T1534 Internal Spearphishing: </w:t>
             </w:r>
             <w:r>
               <w:t>Р</w:t>
@@ -1371,11 +1119,9 @@
             <w:gridSpan w:val="2"/>
           </w:tcPr>
           <w:p>
-            <w:proofErr w:type="spellStart"/>
             <w:r>
               <w:t>Exfiltration</w:t>
             </w:r>
-            <w:proofErr w:type="spellEnd"/>
           </w:p>
         </w:tc>
         <w:tc>
@@ -1396,129 +1142,8 @@
                 <w:b/>
                 <w:bCs/>
               </w:rPr>
-              <w:t xml:space="preserve">T1567 </w:t>
-            </w:r>
-            <w:proofErr w:type="spellStart"/>
-            <w:r>
-              <w:rPr>
-                <w:b/>
-                <w:bCs/>
-              </w:rPr>
-              <w:t>Exfiltration</w:t>
-            </w:r>
-            <w:proofErr w:type="spellEnd"/>
-            <w:r>
-              <w:rPr>
-                <w:b/>
-                <w:bCs/>
-              </w:rPr>
-              <w:t xml:space="preserve"> </w:t>
-            </w:r>
-            <w:proofErr w:type="spellStart"/>
-            <w:r>
-              <w:rPr>
-                <w:b/>
-                <w:bCs/>
-              </w:rPr>
-              <w:t>Over</w:t>
-            </w:r>
-            <w:proofErr w:type="spellEnd"/>
-            <w:r>
-              <w:rPr>
-                <w:b/>
-                <w:bCs/>
-              </w:rPr>
-              <w:t xml:space="preserve"> </w:t>
-            </w:r>
-            <w:proofErr w:type="spellStart"/>
-            <w:r>
-              <w:rPr>
-                <w:b/>
-                <w:bCs/>
-              </w:rPr>
-              <w:t>Web</w:t>
-            </w:r>
-            <w:proofErr w:type="spellEnd"/>
-            <w:r>
-              <w:rPr>
-                <w:b/>
-                <w:bCs/>
-              </w:rPr>
-              <w:t xml:space="preserve"> </w:t>
-            </w:r>
-            <w:proofErr w:type="spellStart"/>
-            <w:r>
-              <w:rPr>
-                <w:b/>
-                <w:bCs/>
-              </w:rPr>
-              <w:t>Service</w:t>
-            </w:r>
-            <w:proofErr w:type="spellEnd"/>
-            <w:r>
-              <w:rPr>
-                <w:b/>
-                <w:bCs/>
-              </w:rPr>
-              <w:t xml:space="preserve"> / T1048 </w:t>
-            </w:r>
-            <w:proofErr w:type="spellStart"/>
-            <w:r>
-              <w:rPr>
-                <w:b/>
-                <w:bCs/>
-              </w:rPr>
-              <w:t>Exfiltration</w:t>
-            </w:r>
-            <w:proofErr w:type="spellEnd"/>
-            <w:r>
-              <w:rPr>
-                <w:b/>
-                <w:bCs/>
-              </w:rPr>
-              <w:t xml:space="preserve"> </w:t>
-            </w:r>
-            <w:proofErr w:type="spellStart"/>
-            <w:r>
-              <w:rPr>
-                <w:b/>
-                <w:bCs/>
-              </w:rPr>
-              <w:t>Over</w:t>
-            </w:r>
-            <w:proofErr w:type="spellEnd"/>
-            <w:r>
-              <w:rPr>
-                <w:b/>
-                <w:bCs/>
-              </w:rPr>
-              <w:t xml:space="preserve"> </w:t>
-            </w:r>
-            <w:proofErr w:type="spellStart"/>
-            <w:r>
-              <w:rPr>
-                <w:b/>
-                <w:bCs/>
-              </w:rPr>
-              <w:t>Alternative</w:t>
-            </w:r>
-            <w:proofErr w:type="spellEnd"/>
-            <w:r>
-              <w:rPr>
-                <w:b/>
-                <w:bCs/>
-              </w:rPr>
-              <w:t xml:space="preserve"> </w:t>
-            </w:r>
-            <w:proofErr w:type="spellStart"/>
-            <w:r>
-              <w:rPr>
-                <w:b/>
-                <w:bCs/>
-              </w:rPr>
-              <w:t>Protocol</w:t>
-            </w:r>
-            <w:proofErr w:type="spellEnd"/>
+              <w:t>T1567 Exfiltration Over Web Service / T1048 Exfiltration Over Alternative Protocol</w:t>
+            </w:r>
             <w:r>
               <w:t xml:space="preserve">: </w:t>
             </w:r>
@@ -1546,11 +1171,9 @@
               </w:rPr>
               <w:t>G</w:t>
             </w:r>
-            <w:proofErr w:type="spellStart"/>
             <w:r>
               <w:t>G_proxy_exclude</w:t>
             </w:r>
-            <w:proofErr w:type="spellEnd"/>
             <w:r>
               <w:t>.</w:t>
             </w:r>
@@ -1641,6 +1264,7 @@
                 <w14:uncheckedState w14:val="2610" w14:font="MS Gothic"/>
               </w14:checkbox>
             </w:sdtPr>
+            <w:sdtEndPr/>
             <w:sdtContent>
               <w:p>
                 <w:r>
@@ -1686,6 +1310,7 @@
                   <w14:uncheckedState w14:val="2610" w14:font="MS Gothic"/>
                 </w14:checkbox>
               </w:sdtPr>
+              <w:sdtEndPr/>
               <w:sdtContent>
                 <w:r>
                   <w:rPr>
@@ -1741,6 +1366,7 @@
               <w14:uncheckedState w14:val="2610" w14:font="MS Gothic"/>
             </w14:checkbox>
           </w:sdtPr>
+          <w:sdtEndPr/>
           <w:sdtContent>
             <w:tc>
               <w:tcPr>
@@ -1786,6 +1412,7 @@
               <w14:uncheckedState w14:val="2610" w14:font="MS Gothic"/>
             </w14:checkbox>
           </w:sdtPr>
+          <w:sdtEndPr/>
           <w:sdtContent>
             <w:tc>
               <w:tcPr>
@@ -2268,23 +1895,7 @@
           </w:tcPr>
           <w:p>
             <w:r>
-              <w:t xml:space="preserve">Исключить пользователя из группы </w:t>
-            </w:r>
-            <w:proofErr w:type="spellStart"/>
-            <w:r>
-              <w:t>GG_proxy_exclude</w:t>
-            </w:r>
-            <w:proofErr w:type="spellEnd"/>
-            <w:r>
-              <w:t xml:space="preserve">. Практика полного отключения веб-фильтрации для не-ИТ сотрудников несет недопустимые риски </w:t>
-            </w:r>
-            <w:proofErr w:type="spellStart"/>
-            <w:r>
-              <w:t>эксфильтрации</w:t>
-            </w:r>
-            <w:proofErr w:type="spellEnd"/>
-            <w:r>
-              <w:t xml:space="preserve"> данных. </w:t>
+              <w:t xml:space="preserve">Исключить пользователя из группы GG_proxy_exclude. Практика полного отключения веб-фильтрации для не-ИТ сотрудников несет недопустимые риски эксфильтрации данных. </w:t>
             </w:r>
             <w:r>
               <w:br/>
@@ -2728,14 +2339,12 @@
             <w:r>
               <w:t>является членом группы локальных администраторов (</w:t>
             </w:r>
-            <w:proofErr w:type="spellStart"/>
             <w:r>
               <w:rPr>
                 <w:lang w:val="en-US"/>
               </w:rPr>
               <w:t>ekb</w:t>
             </w:r>
-            <w:proofErr w:type="spellEnd"/>
             <w:r>
               <w:t>_</w:t>
             </w:r>
@@ -2779,31 +2388,7 @@
               <w:t>инфраструктурой</w:t>
             </w:r>
             <w:r>
-              <w:t xml:space="preserve"> (</w:t>
-            </w:r>
-            <w:proofErr w:type="spellStart"/>
-            <w:r>
-              <w:t>LL_vcenter_First_line</w:t>
-            </w:r>
-            <w:proofErr w:type="spellEnd"/>
-            <w:r>
-              <w:t xml:space="preserve">, </w:t>
-            </w:r>
-            <w:proofErr w:type="spellStart"/>
-            <w:r>
-              <w:t>VDIbeeline_Administrator</w:t>
-            </w:r>
-            <w:proofErr w:type="spellEnd"/>
-            <w:r>
-              <w:t xml:space="preserve">, </w:t>
-            </w:r>
-            <w:proofErr w:type="spellStart"/>
-            <w:r>
-              <w:t>vpn-vdi-access</w:t>
-            </w:r>
-            <w:proofErr w:type="spellEnd"/>
-            <w:r>
-              <w:t>)</w:t>
+              <w:t xml:space="preserve"> (LL_vcenter_First_line, VDIbeeline_Administrator, vpn-vdi-access)</w:t>
             </w:r>
           </w:p>
           <w:p>
@@ -2811,37 +2396,8 @@
               <w:pStyle w:val="a"/>
               <w:spacing w:before="0" w:after="0"/>
             </w:pPr>
-            <w:proofErr w:type="spellStart"/>
-            <w:r>
-              <w:t>sudo</w:t>
-            </w:r>
-            <w:proofErr w:type="spellEnd"/>
-            <w:r>
-              <w:t>-права на управление контейнерами (</w:t>
-            </w:r>
-            <w:proofErr w:type="spellStart"/>
-            <w:r>
-              <w:t>ds_restart_containers_sudo</w:t>
-            </w:r>
-            <w:proofErr w:type="spellEnd"/>
-            <w:r>
-              <w:t xml:space="preserve">) и доступ к </w:t>
-            </w:r>
-            <w:proofErr w:type="spellStart"/>
-            <w:r>
-              <w:t>core</w:t>
-            </w:r>
-            <w:proofErr w:type="spellEnd"/>
-            <w:r>
-              <w:t>-серверам (</w:t>
-            </w:r>
-            <w:proofErr w:type="spellStart"/>
-            <w:r>
-              <w:t>LL_Firstline_Admin_Core_Servers</w:t>
-            </w:r>
-            <w:proofErr w:type="spellEnd"/>
-            <w:r>
-              <w:t>);</w:t>
+            <w:r>
+              <w:t>sudo-права на управление контейнерами (ds_restart_containers_sudo) и доступ к core-серверам (LL_Firstline_Admin_Core_Servers);</w:t>
             </w:r>
           </w:p>
           <w:p>
@@ -2896,19 +2452,9 @@
             <w:gridSpan w:val="2"/>
           </w:tcPr>
           <w:p>
-            <w:proofErr w:type="spellStart"/>
-            <w:r>
-              <w:t>Initial</w:t>
-            </w:r>
-            <w:proofErr w:type="spellEnd"/>
-            <w:r>
-              <w:t xml:space="preserve"> </w:t>
-            </w:r>
-            <w:proofErr w:type="spellStart"/>
-            <w:r>
-              <w:t>Access</w:t>
-            </w:r>
-            <w:proofErr w:type="spellEnd"/>
+            <w:r>
+              <w:t>Initial Access</w:t>
+            </w:r>
           </w:p>
         </w:tc>
         <w:tc>
@@ -2934,7 +2480,6 @@
               </w:rPr>
               <w:t xml:space="preserve">1078 </w:t>
             </w:r>
-            <w:proofErr w:type="spellStart"/>
             <w:r>
               <w:rPr>
                 <w:b/>
@@ -2942,7 +2487,6 @@
               </w:rPr>
               <w:t>Valid</w:t>
             </w:r>
-            <w:proofErr w:type="spellEnd"/>
             <w:r>
               <w:rPr>
                 <w:b/>
@@ -2950,7 +2494,6 @@
               </w:rPr>
               <w:t xml:space="preserve"> </w:t>
             </w:r>
-            <w:proofErr w:type="spellStart"/>
             <w:r>
               <w:rPr>
                 <w:b/>
@@ -2958,7 +2501,6 @@
               </w:rPr>
               <w:t>Accounts</w:t>
             </w:r>
-            <w:proofErr w:type="spellEnd"/>
             <w:r>
               <w:rPr>
                 <w:b/>
@@ -2971,49 +2513,8 @@
                 <w:b/>
                 <w:bCs/>
               </w:rPr>
-              <w:t xml:space="preserve">T1133 </w:t>
-            </w:r>
-            <w:proofErr w:type="spellStart"/>
-            <w:r>
-              <w:rPr>
-                <w:b/>
-                <w:bCs/>
-              </w:rPr>
-              <w:t>External</w:t>
-            </w:r>
-            <w:proofErr w:type="spellEnd"/>
-            <w:r>
-              <w:rPr>
-                <w:b/>
-                <w:bCs/>
-              </w:rPr>
-              <w:t xml:space="preserve"> </w:t>
-            </w:r>
-            <w:proofErr w:type="spellStart"/>
-            <w:r>
-              <w:rPr>
-                <w:b/>
-                <w:bCs/>
-              </w:rPr>
-              <w:t>Remote</w:t>
-            </w:r>
-            <w:proofErr w:type="spellEnd"/>
-            <w:r>
-              <w:rPr>
-                <w:b/>
-                <w:bCs/>
-              </w:rPr>
-              <w:t xml:space="preserve"> </w:t>
-            </w:r>
-            <w:proofErr w:type="spellStart"/>
-            <w:r>
-              <w:rPr>
-                <w:b/>
-                <w:bCs/>
-              </w:rPr>
-              <w:t>Services</w:t>
-            </w:r>
-            <w:proofErr w:type="spellEnd"/>
+              <w:t>T1133 External Remote Services</w:t>
+            </w:r>
             <w:r>
               <w:t xml:space="preserve">: </w:t>
             </w:r>
@@ -3027,55 +2528,7 @@
               <w:t xml:space="preserve">полученными </w:t>
             </w:r>
             <w:r>
-              <w:t>учетными данными через VPN (</w:t>
-            </w:r>
-            <w:proofErr w:type="spellStart"/>
-            <w:r>
-              <w:t>vpn-it-support</w:t>
-            </w:r>
-            <w:proofErr w:type="spellEnd"/>
-            <w:r>
-              <w:t xml:space="preserve">, </w:t>
-            </w:r>
-            <w:proofErr w:type="spellStart"/>
-            <w:r>
-              <w:t>vpn-co-services</w:t>
-            </w:r>
-            <w:proofErr w:type="spellEnd"/>
-            <w:r>
-              <w:t>), RDS (RDS-</w:t>
-            </w:r>
-            <w:proofErr w:type="spellStart"/>
-            <w:r>
-              <w:t>RemoteSession</w:t>
-            </w:r>
-            <w:proofErr w:type="spellEnd"/>
-            <w:r>
-              <w:t xml:space="preserve">, </w:t>
-            </w:r>
-            <w:proofErr w:type="spellStart"/>
-            <w:r>
-              <w:t>RDS_RemoteApp_Access</w:t>
-            </w:r>
-            <w:proofErr w:type="spellEnd"/>
-            <w:r>
-              <w:t>), корпоративные порталы (</w:t>
-            </w:r>
-            <w:proofErr w:type="spellStart"/>
-            <w:r>
-              <w:t>Bitrix</w:t>
-            </w:r>
-            <w:proofErr w:type="spellEnd"/>
-            <w:r>
-              <w:t xml:space="preserve">, </w:t>
-            </w:r>
-            <w:proofErr w:type="spellStart"/>
-            <w:r>
-              <w:t>Yandex</w:t>
-            </w:r>
-            <w:proofErr w:type="spellEnd"/>
-            <w:r>
-              <w:t xml:space="preserve"> 360).</w:t>
+              <w:t>учетными данными через VPN (vpn-it-support, vpn-co-services), RDS (RDS-RemoteSession, RDS_RemoteApp_Access), корпоративные порталы (Bitrix, Yandex 360).</w:t>
             </w:r>
           </w:p>
         </w:tc>
@@ -3091,12 +2544,10 @@
             <w:gridSpan w:val="2"/>
           </w:tcPr>
           <w:p>
-            <w:proofErr w:type="spellStart"/>
             <w:r>
               <w:lastRenderedPageBreak/>
               <w:t>Execution</w:t>
             </w:r>
-            <w:proofErr w:type="spellEnd"/>
           </w:p>
         </w:tc>
         <w:tc>
@@ -3117,65 +2568,8 @@
                 <w:b/>
                 <w:bCs/>
               </w:rPr>
-              <w:t xml:space="preserve">T1059 </w:t>
-            </w:r>
-            <w:proofErr w:type="spellStart"/>
-            <w:r>
-              <w:rPr>
-                <w:b/>
-                <w:bCs/>
-              </w:rPr>
-              <w:t>Command</w:t>
-            </w:r>
-            <w:proofErr w:type="spellEnd"/>
-            <w:r>
-              <w:rPr>
-                <w:b/>
-                <w:bCs/>
-              </w:rPr>
-              <w:t xml:space="preserve"> </w:t>
-            </w:r>
-            <w:proofErr w:type="spellStart"/>
-            <w:r>
-              <w:rPr>
-                <w:b/>
-                <w:bCs/>
-              </w:rPr>
-              <w:t>and</w:t>
-            </w:r>
-            <w:proofErr w:type="spellEnd"/>
-            <w:r>
-              <w:rPr>
-                <w:b/>
-                <w:bCs/>
-              </w:rPr>
-              <w:t xml:space="preserve"> </w:t>
-            </w:r>
-            <w:proofErr w:type="spellStart"/>
-            <w:r>
-              <w:rPr>
-                <w:b/>
-                <w:bCs/>
-              </w:rPr>
-              <w:t>Scripting</w:t>
-            </w:r>
-            <w:proofErr w:type="spellEnd"/>
-            <w:r>
-              <w:rPr>
-                <w:b/>
-                <w:bCs/>
-              </w:rPr>
-              <w:t xml:space="preserve"> </w:t>
-            </w:r>
-            <w:proofErr w:type="spellStart"/>
-            <w:r>
-              <w:rPr>
-                <w:b/>
-                <w:bCs/>
-              </w:rPr>
-              <w:t>Interpreter</w:t>
-            </w:r>
-            <w:proofErr w:type="spellEnd"/>
+              <w:t>T1059 Command and Scripting Interpreter</w:t>
+            </w:r>
             <w:r>
               <w:rPr>
                 <w:b/>
@@ -3218,11 +2612,9 @@
             <w:gridSpan w:val="2"/>
           </w:tcPr>
           <w:p>
-            <w:proofErr w:type="spellStart"/>
             <w:r>
               <w:t>Persistence</w:t>
             </w:r>
-            <w:proofErr w:type="spellEnd"/>
           </w:p>
         </w:tc>
         <w:tc>
@@ -3497,19 +2889,9 @@
             <w:gridSpan w:val="2"/>
           </w:tcPr>
           <w:p>
-            <w:proofErr w:type="spellStart"/>
-            <w:r>
-              <w:t>Credential</w:t>
-            </w:r>
-            <w:proofErr w:type="spellEnd"/>
-            <w:r>
-              <w:t xml:space="preserve"> </w:t>
-            </w:r>
-            <w:proofErr w:type="spellStart"/>
-            <w:r>
-              <w:t>Access</w:t>
-            </w:r>
-            <w:proofErr w:type="spellEnd"/>
+            <w:r>
+              <w:t>Credential Access</w:t>
+            </w:r>
           </w:p>
         </w:tc>
         <w:tc>
@@ -3671,11 +3053,9 @@
             <w:gridSpan w:val="2"/>
           </w:tcPr>
           <w:p>
-            <w:proofErr w:type="spellStart"/>
             <w:r>
               <w:t>Discovery</w:t>
             </w:r>
-            <w:proofErr w:type="spellEnd"/>
           </w:p>
         </w:tc>
         <w:tc>
@@ -3692,59 +3072,21 @@
                 <w:b/>
                 <w:bCs/>
               </w:rPr>
-              <w:t xml:space="preserve">T1087 </w:t>
-            </w:r>
-            <w:proofErr w:type="spellStart"/>
-            <w:r>
-              <w:rPr>
-                <w:b/>
-                <w:bCs/>
-              </w:rPr>
-              <w:t>Account</w:t>
-            </w:r>
-            <w:proofErr w:type="spellEnd"/>
-            <w:r>
-              <w:rPr>
-                <w:b/>
-                <w:bCs/>
-              </w:rPr>
+              <w:t>T1087 Account Discovery</w:t>
+            </w:r>
+            <w:r>
+              <w:rPr>
+                <w:b/>
+                <w:bCs/>
+              </w:rPr>
+              <w:t>:</w:t>
+            </w:r>
+            <w:r>
               <w:t xml:space="preserve"> </w:t>
             </w:r>
-            <w:proofErr w:type="spellStart"/>
-            <w:r>
-              <w:rPr>
-                <w:b/>
-                <w:bCs/>
-              </w:rPr>
-              <w:t>Discovery</w:t>
-            </w:r>
-            <w:proofErr w:type="spellEnd"/>
-            <w:r>
-              <w:rPr>
-                <w:b/>
-                <w:bCs/>
-              </w:rPr>
-              <w:t>:</w:t>
-            </w:r>
-            <w:r>
-              <w:t xml:space="preserve"> </w:t>
-            </w:r>
-            <w:r>
-              <w:t xml:space="preserve">разведка доменной инфраструктуры со штатных рабочих мест ИТ-поддержки, доступных через </w:t>
-            </w:r>
-            <w:proofErr w:type="spellStart"/>
-            <w:r>
-              <w:t>Confluence</w:t>
-            </w:r>
-            <w:proofErr w:type="spellEnd"/>
-            <w:r>
-              <w:t>/</w:t>
-            </w:r>
-            <w:proofErr w:type="spellStart"/>
-            <w:r>
-              <w:t>Jira</w:t>
-            </w:r>
-            <w:proofErr w:type="spellEnd"/>
+            <w:r>
+              <w:t>разведка доменной инфраструктуры со штатных рабочих мест ИТ-поддержки, доступных через Confluence/Jira</w:t>
+            </w:r>
             <w:r>
               <w:t xml:space="preserve"> (документация инфраструктуры, схемы, пароли, токены)</w:t>
             </w:r>
@@ -3767,7 +3109,6 @@
               </w:rPr>
               <w:t xml:space="preserve">1087 </w:t>
             </w:r>
-            <w:proofErr w:type="spellStart"/>
             <w:r>
               <w:rPr>
                 <w:b/>
@@ -3775,7 +3116,6 @@
               </w:rPr>
               <w:t>Account</w:t>
             </w:r>
-            <w:proofErr w:type="spellEnd"/>
             <w:r>
               <w:rPr>
                 <w:b/>
@@ -3783,7 +3123,6 @@
               </w:rPr>
               <w:t xml:space="preserve"> </w:t>
             </w:r>
-            <w:proofErr w:type="spellStart"/>
             <w:r>
               <w:rPr>
                 <w:b/>
@@ -3791,7 +3130,6 @@
               </w:rPr>
               <w:t>Discovery</w:t>
             </w:r>
-            <w:proofErr w:type="spellEnd"/>
             <w:r>
               <w:rPr>
                 <w:b/>
@@ -3819,19 +3157,9 @@
             <w:gridSpan w:val="2"/>
           </w:tcPr>
           <w:p>
-            <w:proofErr w:type="spellStart"/>
-            <w:r>
-              <w:t>Lateral</w:t>
-            </w:r>
-            <w:proofErr w:type="spellEnd"/>
-            <w:r>
-              <w:t xml:space="preserve"> </w:t>
-            </w:r>
-            <w:proofErr w:type="spellStart"/>
-            <w:r>
-              <w:t>Movement</w:t>
-            </w:r>
-            <w:proofErr w:type="spellEnd"/>
+            <w:r>
+              <w:t>Lateral Movement</w:t>
+            </w:r>
           </w:p>
         </w:tc>
         <w:tc>
@@ -3852,33 +3180,8 @@
                 <w:b/>
                 <w:bCs/>
               </w:rPr>
-              <w:t xml:space="preserve">T1021 </w:t>
-            </w:r>
-            <w:proofErr w:type="spellStart"/>
-            <w:r>
-              <w:rPr>
-                <w:b/>
-                <w:bCs/>
-              </w:rPr>
-              <w:t>Remote</w:t>
-            </w:r>
-            <w:proofErr w:type="spellEnd"/>
-            <w:r>
-              <w:rPr>
-                <w:b/>
-                <w:bCs/>
-              </w:rPr>
-              <w:t xml:space="preserve"> </w:t>
-            </w:r>
-            <w:proofErr w:type="spellStart"/>
-            <w:r>
-              <w:rPr>
-                <w:b/>
-                <w:bCs/>
-              </w:rPr>
-              <w:t>Services</w:t>
-            </w:r>
-            <w:proofErr w:type="spellEnd"/>
+              <w:t>T1021 Remote Services</w:t>
+            </w:r>
             <w:r>
               <w:rPr>
                 <w:b/>
@@ -4145,6 +3448,7 @@
                 <w14:uncheckedState w14:val="2610" w14:font="MS Gothic"/>
               </w14:checkbox>
             </w:sdtPr>
+            <w:sdtEndPr/>
             <w:sdtContent>
               <w:p>
                 <w:r>
@@ -4183,6 +3487,7 @@
               <w14:uncheckedState w14:val="2610" w14:font="MS Gothic"/>
             </w14:checkbox>
           </w:sdtPr>
+          <w:sdtEndPr/>
           <w:sdtContent>
             <w:tc>
               <w:tcPr>
@@ -4232,6 +3537,7 @@
               <w14:uncheckedState w14:val="2610" w14:font="MS Gothic"/>
             </w14:checkbox>
           </w:sdtPr>
+          <w:sdtEndPr/>
           <w:sdtContent>
             <w:tc>
               <w:tcPr>
@@ -4277,6 +3583,7 @@
               <w14:uncheckedState w14:val="2610" w14:font="MS Gothic"/>
             </w14:checkbox>
           </w:sdtPr>
+          <w:sdtEndPr/>
           <w:sdtContent>
             <w:tc>
               <w:tcPr>
@@ -4390,15 +3697,7 @@
               <w:t>AD</w:t>
             </w:r>
             <w:r>
-              <w:t xml:space="preserve"> и </w:t>
-            </w:r>
-            <w:proofErr w:type="spellStart"/>
-            <w:r>
-              <w:t>Yandex</w:t>
-            </w:r>
-            <w:proofErr w:type="spellEnd"/>
-            <w:r>
-              <w:t xml:space="preserve"> 360</w:t>
+              <w:t xml:space="preserve"> и Yandex 360</w:t>
             </w:r>
             <w:r>
               <w:t>, сервисные порталы</w:t>
@@ -4656,21 +3955,8 @@
           <w:p>
             <w:r>
               <w:lastRenderedPageBreak/>
-              <w:t xml:space="preserve">Ротация секретов в </w:t>
-            </w:r>
-            <w:proofErr w:type="spellStart"/>
-            <w:r>
-              <w:t>vault-marketplaces-firstline</w:t>
-            </w:r>
-            <w:proofErr w:type="spellEnd"/>
-            <w:r>
-              <w:t xml:space="preserve">, проверка журналов доступа к </w:t>
-            </w:r>
-            <w:proofErr w:type="spellStart"/>
-            <w:r>
-              <w:t>vault</w:t>
-            </w:r>
-            <w:proofErr w:type="spellEnd"/>
+              <w:t>Ротация секретов в vault-marketplaces-firstline, проверка журналов доступа к vault</w:t>
+            </w:r>
           </w:p>
         </w:tc>
         <w:tc>
@@ -4699,37 +3985,8 @@
           </w:tcPr>
           <w:p>
             <w:r>
-              <w:t xml:space="preserve">Анализ журналов </w:t>
-            </w:r>
-            <w:proofErr w:type="spellStart"/>
-            <w:r>
-              <w:t>GitLab</w:t>
-            </w:r>
-            <w:proofErr w:type="spellEnd"/>
-            <w:r>
-              <w:t>/</w:t>
-            </w:r>
-            <w:proofErr w:type="spellStart"/>
-            <w:r>
-              <w:t>Grafana</w:t>
-            </w:r>
-            <w:proofErr w:type="spellEnd"/>
-            <w:r>
-              <w:t>/OTRS/</w:t>
-            </w:r>
-            <w:proofErr w:type="spellStart"/>
-            <w:r>
-              <w:t>Bitrix</w:t>
-            </w:r>
-            <w:proofErr w:type="spellEnd"/>
-            <w:r>
-              <w:t>/</w:t>
-            </w:r>
-            <w:proofErr w:type="spellStart"/>
-            <w:r>
-              <w:t>Confluence</w:t>
-            </w:r>
-            <w:proofErr w:type="spellEnd"/>
+              <w:t>Анализ журналов GitLab/Grafana/OTRS/Bitrix/Confluence</w:t>
+            </w:r>
             <w:r>
               <w:br/>
             </w:r>
@@ -4771,15 +4028,7 @@
               <w:t xml:space="preserve">Анализ </w:t>
             </w:r>
             <w:r>
-              <w:t xml:space="preserve">журналов </w:t>
-            </w:r>
-            <w:proofErr w:type="spellStart"/>
-            <w:r>
-              <w:t>vCenter</w:t>
-            </w:r>
-            <w:proofErr w:type="spellEnd"/>
-            <w:r>
-              <w:t>/VDI на несанкционированные действия</w:t>
+              <w:t>журналов vCenter/VDI на несанкционированные действия</w:t>
             </w:r>
           </w:p>
         </w:tc>
@@ -4938,15 +4187,7 @@
           </w:tcPr>
           <w:p>
             <w:r>
-              <w:t xml:space="preserve">Обязательная MFA для всех ИТ-учетных записей и для входов через </w:t>
-            </w:r>
-            <w:proofErr w:type="spellStart"/>
-            <w:r>
-              <w:t>vpn-it-support</w:t>
-            </w:r>
-            <w:proofErr w:type="spellEnd"/>
-            <w:r>
-              <w:t xml:space="preserve"> / RDS-администрирование в первую очередь. </w:t>
+              <w:t xml:space="preserve">Обязательная MFA для всех ИТ-учетных записей и для входов через vpn-it-support / RDS-администрирование в первую очередь. </w:t>
             </w:r>
             <w:r>
               <w:br/>
@@ -4958,15 +4199,7 @@
               <w:t xml:space="preserve">- </w:t>
             </w:r>
             <w:r>
-              <w:t xml:space="preserve">аппаратные ключи (FIDO2) вместо </w:t>
-            </w:r>
-            <w:proofErr w:type="spellStart"/>
-            <w:r>
-              <w:t>push</w:t>
-            </w:r>
-            <w:proofErr w:type="spellEnd"/>
-            <w:r>
-              <w:t>/SMS-факторов,</w:t>
+              <w:t>аппаратные ключи (FIDO2) вместо push/SMS-факторов,</w:t>
             </w:r>
             <w:r>
               <w:t xml:space="preserve"> чтобы повысить устойчивость к фишингу</w:t>
@@ -4999,23 +4232,7 @@
           </w:tcPr>
           <w:p>
             <w:r>
-              <w:t xml:space="preserve">Рабочая учетная запись первой линии не должна совмещать повседневные задачи и административные права (RDS-SRV-*-ADM, </w:t>
-            </w:r>
-            <w:proofErr w:type="spellStart"/>
-            <w:r>
-              <w:t>ekb_local_admins</w:t>
-            </w:r>
-            <w:proofErr w:type="spellEnd"/>
-            <w:r>
-              <w:t xml:space="preserve">, </w:t>
-            </w:r>
-            <w:proofErr w:type="spellStart"/>
-            <w:r>
-              <w:t>sudo</w:t>
-            </w:r>
-            <w:proofErr w:type="spellEnd"/>
-            <w:r>
-              <w:t xml:space="preserve"> на контейнеры). </w:t>
+              <w:t xml:space="preserve">Рабочая учетная запись первой линии не должна совмещать повседневные задачи и административные права (RDS-SRV-*-ADM, ekb_local_admins, sudo на контейнеры). </w:t>
             </w:r>
             <w:r>
               <w:br/>
@@ -5070,31 +4287,7 @@
               <w:t xml:space="preserve">их </w:t>
             </w:r>
             <w:r>
-              <w:t xml:space="preserve">хранения в </w:t>
-            </w:r>
-            <w:proofErr w:type="spellStart"/>
-            <w:r>
-              <w:t>Confluence</w:t>
-            </w:r>
-            <w:proofErr w:type="spellEnd"/>
-            <w:r>
-              <w:t>/</w:t>
-            </w:r>
-            <w:proofErr w:type="spellStart"/>
-            <w:r>
-              <w:t>Jira</w:t>
-            </w:r>
-            <w:proofErr w:type="spellEnd"/>
-            <w:r>
-              <w:t>/</w:t>
-            </w:r>
-            <w:proofErr w:type="spellStart"/>
-            <w:r>
-              <w:t>GitLab</w:t>
-            </w:r>
-            <w:proofErr w:type="spellEnd"/>
-            <w:r>
-              <w:t>.</w:t>
+              <w:t>хранения в Confluence/Jira/GitLab.</w:t>
             </w:r>
           </w:p>
         </w:tc>
@@ -5426,23 +4619,7 @@
               <w:t xml:space="preserve"> инфраструктуры: </w:t>
             </w:r>
             <w:r>
-              <w:t>корпоративная почта (</w:t>
-            </w:r>
-            <w:proofErr w:type="spellStart"/>
-            <w:r>
-              <w:t>Yandex</w:t>
-            </w:r>
-            <w:proofErr w:type="spellEnd"/>
-            <w:r>
-              <w:t xml:space="preserve"> 360), мобильная синхронизация (</w:t>
-            </w:r>
-            <w:proofErr w:type="spellStart"/>
-            <w:r>
-              <w:t>ActiveSync</w:t>
-            </w:r>
-            <w:proofErr w:type="spellEnd"/>
-            <w:r>
-              <w:t>) и электронный документооборот Контур</w:t>
+              <w:t>корпоративная почта (Yandex 360), мобильная синхронизация (ActiveSync) и электронный документооборот Контур</w:t>
             </w:r>
             <w:r>
               <w:t>.</w:t>
@@ -5547,19 +4724,9 @@
             <w:gridSpan w:val="2"/>
           </w:tcPr>
           <w:p>
-            <w:proofErr w:type="spellStart"/>
-            <w:r>
-              <w:t>Initial</w:t>
-            </w:r>
-            <w:proofErr w:type="spellEnd"/>
-            <w:r>
-              <w:t xml:space="preserve"> </w:t>
-            </w:r>
-            <w:proofErr w:type="spellStart"/>
-            <w:r>
-              <w:t>Access</w:t>
-            </w:r>
-            <w:proofErr w:type="spellEnd"/>
+            <w:r>
+              <w:t>Initial Access</w:t>
+            </w:r>
           </w:p>
         </w:tc>
         <w:tc>
@@ -5576,39 +4743,7 @@
                 <w:b/>
                 <w:bCs/>
               </w:rPr>
-              <w:t xml:space="preserve">T1078 </w:t>
-            </w:r>
-            <w:proofErr w:type="spellStart"/>
-            <w:r>
-              <w:rPr>
-                <w:b/>
-                <w:bCs/>
-              </w:rPr>
-              <w:t>Valid</w:t>
-            </w:r>
-            <w:proofErr w:type="spellEnd"/>
-            <w:r>
-              <w:rPr>
-                <w:b/>
-                <w:bCs/>
-              </w:rPr>
-              <w:t xml:space="preserve"> </w:t>
-            </w:r>
-            <w:proofErr w:type="spellStart"/>
-            <w:r>
-              <w:rPr>
-                <w:b/>
-                <w:bCs/>
-              </w:rPr>
-              <w:t>Accounts</w:t>
-            </w:r>
-            <w:proofErr w:type="spellEnd"/>
-            <w:r>
-              <w:rPr>
-                <w:b/>
-                <w:bCs/>
-              </w:rPr>
-              <w:t>:</w:t>
+              <w:t>T1078 Valid Accounts:</w:t>
             </w:r>
             <w:r>
               <w:rPr>
@@ -5629,13 +4764,8 @@
             <w:r>
               <w:t xml:space="preserve">, </w:t>
             </w:r>
-            <w:proofErr w:type="spellStart"/>
-            <w:r>
-              <w:t>Yandex</w:t>
-            </w:r>
-            <w:proofErr w:type="spellEnd"/>
-            <w:r>
-              <w:t xml:space="preserve"> 360 и документообороту</w:t>
+            <w:r>
+              <w:t>Yandex 360 и документообороту</w:t>
             </w:r>
             <w:r>
               <w:t xml:space="preserve"> </w:t>
@@ -5694,11 +4824,9 @@
             <w:gridSpan w:val="2"/>
           </w:tcPr>
           <w:p>
-            <w:proofErr w:type="spellStart"/>
             <w:r>
               <w:t>Persistence</w:t>
             </w:r>
-            <w:proofErr w:type="spellEnd"/>
           </w:p>
         </w:tc>
         <w:tc>
@@ -5782,10 +4910,7 @@
               <w:br/>
             </w:r>
             <w:r>
-              <w:t>П</w:t>
-            </w:r>
-            <w:r>
-              <w:t>равила пересылки в почтовом ящике.</w:t>
+              <w:t>Правила пересылки в почтовом ящике.</w:t>
             </w:r>
           </w:p>
         </w:tc>
@@ -5802,11 +4927,9 @@
             <w:gridSpan w:val="2"/>
           </w:tcPr>
           <w:p>
-            <w:proofErr w:type="spellStart"/>
             <w:r>
               <w:t>Collection</w:t>
             </w:r>
-            <w:proofErr w:type="spellEnd"/>
           </w:p>
         </w:tc>
         <w:tc>
@@ -5827,33 +4950,8 @@
                 <w:b/>
                 <w:bCs/>
               </w:rPr>
-              <w:t xml:space="preserve">T1114 </w:t>
-            </w:r>
-            <w:proofErr w:type="spellStart"/>
-            <w:r>
-              <w:rPr>
-                <w:b/>
-                <w:bCs/>
-              </w:rPr>
-              <w:t>Email</w:t>
-            </w:r>
-            <w:proofErr w:type="spellEnd"/>
-            <w:r>
-              <w:rPr>
-                <w:b/>
-                <w:bCs/>
-              </w:rPr>
-              <w:t xml:space="preserve"> </w:t>
-            </w:r>
-            <w:proofErr w:type="spellStart"/>
-            <w:r>
-              <w:rPr>
-                <w:b/>
-                <w:bCs/>
-              </w:rPr>
-              <w:t>Collection</w:t>
-            </w:r>
-            <w:proofErr w:type="spellEnd"/>
+              <w:t>T1114 Email Collection</w:t>
+            </w:r>
             <w:r>
               <w:rPr>
                 <w:b/>
@@ -5869,21 +4967,7 @@
               <w:br/>
             </w:r>
             <w:r>
-              <w:t>С</w:t>
-            </w:r>
-            <w:r>
-              <w:t xml:space="preserve">бор </w:t>
-            </w:r>
-            <w:proofErr w:type="spellStart"/>
-            <w:r>
-              <w:t>переписк</w:t>
-            </w:r>
-            <w:r>
-              <w:t>ок</w:t>
-            </w:r>
-            <w:proofErr w:type="spellEnd"/>
-            <w:r>
-              <w:t xml:space="preserve"> из почты</w:t>
+              <w:t>Сбор перепискок из почты</w:t>
             </w:r>
           </w:p>
           <w:p>
@@ -5899,65 +4983,8 @@
                 <w:b/>
                 <w:bCs/>
               </w:rPr>
-              <w:t xml:space="preserve">T1213 </w:t>
-            </w:r>
-            <w:proofErr w:type="spellStart"/>
-            <w:r>
-              <w:rPr>
-                <w:b/>
-                <w:bCs/>
-              </w:rPr>
-              <w:t>Data</w:t>
-            </w:r>
-            <w:proofErr w:type="spellEnd"/>
-            <w:r>
-              <w:rPr>
-                <w:b/>
-                <w:bCs/>
-              </w:rPr>
-              <w:t xml:space="preserve"> </w:t>
-            </w:r>
-            <w:proofErr w:type="spellStart"/>
-            <w:r>
-              <w:rPr>
-                <w:b/>
-                <w:bCs/>
-              </w:rPr>
-              <w:t>from</w:t>
-            </w:r>
-            <w:proofErr w:type="spellEnd"/>
-            <w:r>
-              <w:rPr>
-                <w:b/>
-                <w:bCs/>
-              </w:rPr>
-              <w:t xml:space="preserve"> </w:t>
-            </w:r>
-            <w:proofErr w:type="spellStart"/>
-            <w:r>
-              <w:rPr>
-                <w:b/>
-                <w:bCs/>
-              </w:rPr>
-              <w:t>Information</w:t>
-            </w:r>
-            <w:proofErr w:type="spellEnd"/>
-            <w:r>
-              <w:rPr>
-                <w:b/>
-                <w:bCs/>
-              </w:rPr>
-              <w:t xml:space="preserve"> </w:t>
-            </w:r>
-            <w:proofErr w:type="spellStart"/>
-            <w:r>
-              <w:rPr>
-                <w:b/>
-                <w:bCs/>
-              </w:rPr>
-              <w:t>Repositories</w:t>
-            </w:r>
-            <w:proofErr w:type="spellEnd"/>
+              <w:t>T1213 Data from Information Repositories</w:t>
+            </w:r>
             <w:r>
               <w:rPr>
                 <w:b/>
@@ -5973,10 +5000,7 @@
               <w:br/>
             </w:r>
             <w:r>
-              <w:t>Анализ электронного документооборота</w:t>
-            </w:r>
-            <w:r>
-              <w:t>: накладные, акты, документ</w:t>
+              <w:t>Анализ электронного документооборота: накладные, акты, документ</w:t>
             </w:r>
             <w:r>
               <w:t>ы</w:t>
@@ -6191,6 +5215,7 @@
                 <w14:uncheckedState w14:val="2610" w14:font="MS Gothic"/>
               </w14:checkbox>
             </w:sdtPr>
+            <w:sdtEndPr/>
             <w:sdtContent>
               <w:p>
                 <w:r>
@@ -6229,6 +5254,7 @@
               <w14:uncheckedState w14:val="2610" w14:font="MS Gothic"/>
             </w14:checkbox>
           </w:sdtPr>
+          <w:sdtEndPr/>
           <w:sdtContent>
             <w:tc>
               <w:tcPr>
@@ -6278,6 +5304,7 @@
               <w14:uncheckedState w14:val="2610" w14:font="MS Gothic"/>
             </w14:checkbox>
           </w:sdtPr>
+          <w:sdtEndPr/>
           <w:sdtContent>
             <w:tc>
               <w:tcPr>
@@ -6330,6 +5357,7 @@
                   <w14:uncheckedState w14:val="2610" w14:font="MS Gothic"/>
                 </w14:checkbox>
               </w:sdtPr>
+              <w:sdtEndPr/>
               <w:sdtContent>
                 <w:r>
                   <w:rPr>
@@ -6755,6 +5783,7 @@
         <w:docPartUnique/>
       </w:docPartObj>
     </w:sdtPr>
+    <w:sdtEndPr/>
     <w:sdtContent>
       <w:p>
         <w:pPr>
@@ -8573,7 +7602,7 @@
 </file>
 
 <file path=customXml/itemProps1.xml><?xml version="1.0" encoding="utf-8"?>
-<ds:datastoreItem xmlns:ds="http://schemas.openxmlformats.org/officeDocument/2006/customXml" ds:itemID="{D2241CE2-86FA-443D-B91F-1D406BC7E5B9}">
+<ds:datastoreItem xmlns:ds="http://schemas.openxmlformats.org/officeDocument/2006/customXml" ds:itemID="{7BF91951-94F2-4AE3-82F1-CFFEDA3386F3}">
   <ds:schemaRefs>
     <ds:schemaRef ds:uri="http://schemas.openxmlformats.org/officeDocument/2006/bibliography"/>
   </ds:schemaRefs>
